--- a/docs/final semester a submission/StageA_UML_Diagrams.docx
+++ b/docs/final semester a submission/StageA_UML_Diagrams.docx
@@ -22,7 +22,7 @@
       <w:r>
         <w:drawing>
           <wp:inline xmlns:a="http://schemas.openxmlformats.org/drawingml/2006/main" xmlns:pic="http://schemas.openxmlformats.org/drawingml/2006/picture">
-            <wp:extent cx="5486400" cy="18392078"/>
+            <wp:extent cx="4800600" cy="16093068"/>
             <wp:docPr id="1" name="Picture 1"/>
             <wp:cNvGraphicFramePr>
               <a:graphicFrameLocks noChangeAspect="1"/>
@@ -43,7 +43,7 @@
                   <pic:spPr>
                     <a:xfrm>
                       <a:off x="0" y="0"/>
-                      <a:ext cx="5486400" cy="18392078"/>
+                      <a:ext cx="4800600" cy="16093068"/>
                     </a:xfrm>
                     <a:prstGeom prst="rect"/>
                   </pic:spPr>
@@ -66,7 +66,7 @@
       <w:r>
         <w:drawing>
           <wp:inline xmlns:a="http://schemas.openxmlformats.org/drawingml/2006/main" xmlns:pic="http://schemas.openxmlformats.org/drawingml/2006/picture">
-            <wp:extent cx="5486400" cy="3535885"/>
+            <wp:extent cx="4800600" cy="3093900"/>
             <wp:docPr id="2" name="Picture 2"/>
             <wp:cNvGraphicFramePr>
               <a:graphicFrameLocks noChangeAspect="1"/>
@@ -87,7 +87,7 @@
                   <pic:spPr>
                     <a:xfrm>
                       <a:off x="0" y="0"/>
-                      <a:ext cx="5486400" cy="3535885"/>
+                      <a:ext cx="4800600" cy="3093900"/>
                     </a:xfrm>
                     <a:prstGeom prst="rect"/>
                   </pic:spPr>
@@ -110,7 +110,7 @@
       <w:r>
         <w:drawing>
           <wp:inline xmlns:a="http://schemas.openxmlformats.org/drawingml/2006/main" xmlns:pic="http://schemas.openxmlformats.org/drawingml/2006/picture">
-            <wp:extent cx="5486400" cy="5014966"/>
+            <wp:extent cx="4800600" cy="4388095"/>
             <wp:docPr id="3" name="Picture 3"/>
             <wp:cNvGraphicFramePr>
               <a:graphicFrameLocks noChangeAspect="1"/>
@@ -131,7 +131,7 @@
                   <pic:spPr>
                     <a:xfrm>
                       <a:off x="0" y="0"/>
-                      <a:ext cx="5486400" cy="5014966"/>
+                      <a:ext cx="4800600" cy="4388095"/>
                     </a:xfrm>
                     <a:prstGeom prst="rect"/>
                   </pic:spPr>
@@ -154,7 +154,7 @@
       <w:r>
         <w:drawing>
           <wp:inline xmlns:a="http://schemas.openxmlformats.org/drawingml/2006/main" xmlns:pic="http://schemas.openxmlformats.org/drawingml/2006/picture">
-            <wp:extent cx="5486400" cy="6980971"/>
+            <wp:extent cx="4800600" cy="6108350"/>
             <wp:docPr id="4" name="Picture 4"/>
             <wp:cNvGraphicFramePr>
               <a:graphicFrameLocks noChangeAspect="1"/>
@@ -175,7 +175,7 @@
                   <pic:spPr>
                     <a:xfrm>
                       <a:off x="0" y="0"/>
-                      <a:ext cx="5486400" cy="6980971"/>
+                      <a:ext cx="4800600" cy="6108350"/>
                     </a:xfrm>
                     <a:prstGeom prst="rect"/>
                   </pic:spPr>

--- a/docs/final semester a submission/StageA_UML_Diagrams.docx
+++ b/docs/final semester a submission/StageA_UML_Diagrams.docx
@@ -22,7 +22,7 @@
       <w:r>
         <w:drawing>
           <wp:inline xmlns:a="http://schemas.openxmlformats.org/drawingml/2006/main" xmlns:pic="http://schemas.openxmlformats.org/drawingml/2006/picture">
-            <wp:extent cx="4800600" cy="16093068"/>
+            <wp:extent cx="2315797" cy="7763256"/>
             <wp:docPr id="1" name="Picture 1"/>
             <wp:cNvGraphicFramePr>
               <a:graphicFrameLocks noChangeAspect="1"/>
@@ -43,7 +43,7 @@
                   <pic:spPr>
                     <a:xfrm>
                       <a:off x="0" y="0"/>
-                      <a:ext cx="4800600" cy="16093068"/>
+                      <a:ext cx="2315797" cy="7763256"/>
                     </a:xfrm>
                     <a:prstGeom prst="rect"/>
                   </pic:spPr>
@@ -187,8 +187,8 @@
       </w:r>
     </w:p>
     <w:sectPr>
-      <w:pgSz w:w="12240" w:h="15840"/>
-      <w:pgMar w:top="1440" w:right="1800" w:bottom="1440" w:left="1800" w:header="720" w:footer="720" w:gutter="0"/>
+      <w:pgSz w:w="11906" w:h="16838"/>
+      <w:pgMar w:top="1440" w:right="1440" w:bottom="1440" w:left="1440" w:header="720" w:footer="720" w:gutter="0"/>
       <w:cols w:space="720"/>
       <w:docGrid w:linePitch="360"/>
     </w:sectPr>
